--- a/pages/palestras/assets/copel/kit-ia-na-pratica/conselho/cartoes-de-papel.docx
+++ b/pages/palestras/assets/copel/kit-ia-na-pratica/conselho/cartoes-de-papel.docx
@@ -2,14 +2,6 @@
 <file path=word/document.xml><?xml version="1.0" encoding="utf-8"?>
 <w:document xmlns:w="http://schemas.openxmlformats.org/wordprocessingml/2006/main" xmlns:m="http://schemas.openxmlformats.org/officeDocument/2006/math" xmlns:r="http://schemas.openxmlformats.org/officeDocument/2006/relationships" xmlns:o="urn:schemas-microsoft-com:office:office" xmlns:v="urn:schemas-microsoft-com:vml" xmlns:w10="urn:schemas-microsoft-com:office:word" xmlns:a="http://schemas.openxmlformats.org/drawingml/2006/main" xmlns:pic="http://schemas.openxmlformats.org/drawingml/2006/picture" xmlns:wp="http://schemas.openxmlformats.org/drawingml/2006/wordprocessingDrawing">
   <w:body>
-    <w:p>
-      <w:pPr>
-        <w:pStyle w:val="Title"/>
-      </w:pPr>
-      <w:r>
-        <w:t xml:space="preserve">Cartões de papel</w:t>
-      </w:r>
-    </w:p>
     <w:bookmarkStart w:id="19" w:name="cartões-de-papel-da-reunião-do-conselho"/>
     <w:p>
       <w:pPr>
@@ -1014,7 +1006,17 @@
     <w:link w:val="VerbatimChar"/>
     <w:pPr>
       <w:wordWrap w:val="off"/>
-    </w:pPr>
+      <w:pBdr>
+        <w:top w:val="single" w:sz="4" w:space="6" w:color="A6A6A6"/>
+        <w:left w:val="single" w:sz="4" w:space="6" w:color="A6A6A6"/>
+        <w:bottom w:val="single" w:sz="4" w:space="6" w:color="A6A6A6"/>
+        <w:right w:val="single" w:sz="4" w:space="6" w:color="A6A6A6"/>
+      </w:pBdr>
+      <w:shd w:val="clear" w:color="auto" w:fill="EDEDED"/>
+    </w:pPr>
+    <w:rPr>
+      <w:sz w:val="20"/>
+    </w:rPr>
   </w:style>
   <w:style w:type="character" w:customStyle="1" w:styleId="KeywordTok">
     <w:name w:val="KeywordTok"/>

--- a/pages/palestras/assets/copel/kit-ia-na-pratica/conselho/cartoes-de-papel.docx
+++ b/pages/palestras/assets/copel/kit-ia-na-pratica/conselho/cartoes-de-papel.docx
@@ -44,7 +44,7 @@
         <w:pStyle w:val="FirstParagraph"/>
       </w:pPr>
       <w:r>
-        <w:t xml:space="preserve">Cada participante recebe um cartão. O diretor proponente defende a proposta e o presidente conduz a reunião. Os oito conselheiros examinam a proposta pela perspectiva do seu cartão e sustentam a posição atribuída com argumentos tirados da própria proposta e do parecer gerado pelo workflow. Argumento sem referência a uma seção da proposta ou a um achado do parecer não é considerado na deliberação.</w:t>
+        <w:t xml:space="preserve">Cada participante recebe um cartão. O diretor proponente defende a proposta e o presidente conduz a reunião. Os oito conselheiros examinam a proposta pela perspectiva do seu cartão e sustentam a posição atribuída com argumentos tirados da própria proposta e da nota de leitura gerada pelo workflow. Argumento sem referência a uma seção da proposta ou a um achado da nota não é considerado na deliberação.</w:t>
       </w:r>
     </w:p>
     <w:bookmarkStart w:id="9" w:name="diretora-proponente"/>
@@ -61,7 +61,7 @@
         <w:pStyle w:val="FirstParagraph"/>
       </w:pPr>
       <w:r>
-        <w:t xml:space="preserve">Apresenta a proposta em até quatro minutos e responde às perguntas na réplica. Deve conhecer o resultado do piloto, a divisão em fases e o cenário regulatório adotado, e reconhecer as fragilidades que o parecer apontar, propondo como tratá-las.</w:t>
+        <w:t xml:space="preserve">Apresenta a proposta em até quatro minutos e responde às perguntas na réplica. Deve conhecer o resultado do piloto, a divisão em fases e o cenário regulatório adotado, e reconhecer as fragilidades que a leitura crítica dos conselheiros apontar, propondo como tratá-las.</w:t>
       </w:r>
     </w:p>
     <w:bookmarkEnd w:id="9"/>
